--- a/Jenkins--Guide.docx
+++ b/Jenkins--Guide.docx
@@ -35,7 +35,7 @@
           <w:lang w:val="en-US"/>
         </w:rPr>
       </w:pPr>
-      <w:hyperlink r:id="rId4" w:history="1">
+      <w:hyperlink r:id="rId5" w:history="1">
         <w:r>
           <w:rPr>
             <w:rStyle w:val="Hyperlink"/>
@@ -77,7 +77,7 @@
           <w:lang w:val="en-US"/>
         </w:rPr>
       </w:pPr>
-      <w:hyperlink r:id="rId5" w:anchor="invalid-service-logon-credentials" w:history="1">
+      <w:hyperlink r:id="rId6" w:anchor="invalid-service-logon-credentials" w:history="1">
         <w:r>
           <w:rPr>
             <w:rStyle w:val="Hyperlink"/>
@@ -120,7 +120,7 @@
                     <pic:cNvPicPr/>
                   </pic:nvPicPr>
                   <pic:blipFill>
-                    <a:blip r:embed="rId6">
+                    <a:blip r:embed="rId7">
                       <a:extLst>
                         <a:ext uri="{28A0092B-C50C-407E-A947-70E740481C1C}">
                           <a14:useLocalDpi xmlns:a14="http://schemas.microsoft.com/office/drawing/2010/main" val="0"/>
@@ -187,7 +187,7 @@
                     <pic:cNvPicPr/>
                   </pic:nvPicPr>
                   <pic:blipFill>
-                    <a:blip r:embed="rId7">
+                    <a:blip r:embed="rId8">
                       <a:extLst>
                         <a:ext uri="{28A0092B-C50C-407E-A947-70E740481C1C}">
                           <a14:useLocalDpi xmlns:a14="http://schemas.microsoft.com/office/drawing/2010/main" val="0"/>
@@ -255,7 +255,7 @@
                     <pic:cNvPicPr/>
                   </pic:nvPicPr>
                   <pic:blipFill>
-                    <a:blip r:embed="rId8">
+                    <a:blip r:embed="rId9">
                       <a:extLst>
                         <a:ext uri="{28A0092B-C50C-407E-A947-70E740481C1C}">
                           <a14:useLocalDpi xmlns:a14="http://schemas.microsoft.com/office/drawing/2010/main" val="0"/>
@@ -322,7 +322,7 @@
                     <pic:cNvPicPr/>
                   </pic:nvPicPr>
                   <pic:blipFill>
-                    <a:blip r:embed="rId9">
+                    <a:blip r:embed="rId10">
                       <a:extLst>
                         <a:ext uri="{28A0092B-C50C-407E-A947-70E740481C1C}">
                           <a14:useLocalDpi xmlns:a14="http://schemas.microsoft.com/office/drawing/2010/main" val="0"/>
@@ -390,7 +390,7 @@
                     <pic:cNvPicPr/>
                   </pic:nvPicPr>
                   <pic:blipFill>
-                    <a:blip r:embed="rId10">
+                    <a:blip r:embed="rId11">
                       <a:extLst>
                         <a:ext uri="{28A0092B-C50C-407E-A947-70E740481C1C}">
                           <a14:useLocalDpi xmlns:a14="http://schemas.microsoft.com/office/drawing/2010/main" val="0"/>
@@ -450,7 +450,7 @@
                     <pic:cNvPicPr/>
                   </pic:nvPicPr>
                   <pic:blipFill>
-                    <a:blip r:embed="rId11">
+                    <a:blip r:embed="rId12">
                       <a:extLst>
                         <a:ext uri="{28A0092B-C50C-407E-A947-70E740481C1C}">
                           <a14:useLocalDpi xmlns:a14="http://schemas.microsoft.com/office/drawing/2010/main" val="0"/>
@@ -511,7 +511,7 @@
                     <pic:cNvPicPr/>
                   </pic:nvPicPr>
                   <pic:blipFill>
-                    <a:blip r:embed="rId12">
+                    <a:blip r:embed="rId13">
                       <a:extLst>
                         <a:ext uri="{28A0092B-C50C-407E-A947-70E740481C1C}">
                           <a14:useLocalDpi xmlns:a14="http://schemas.microsoft.com/office/drawing/2010/main" val="0"/>
@@ -551,12 +551,7 @@
       </w:r>
     </w:p>
     <w:p>
-      <w:pPr>
-        <w:rPr>
-          <w:lang w:val="en-US"/>
-        </w:rPr>
-      </w:pPr>
-      <w:hyperlink r:id="rId13" w:history="1">
+      <w:hyperlink r:id="rId14" w:history="1">
         <w:r>
           <w:rPr>
             <w:rStyle w:val="Hyperlink"/>
@@ -566,6 +561,968 @@
         </w:r>
       </w:hyperlink>
     </w:p>
+    <w:p/>
+    <w:p>
+      <w:r>
+        <w:t xml:space="preserve">Jenkins installed live server </w:t>
+      </w:r>
+      <w:r>
+        <w:tab/>
+      </w:r>
+    </w:p>
+    <w:p>
+      <w:r>
+        <w:t xml:space="preserve">Access url: </w:t>
+      </w:r>
+      <w:hyperlink r:id="rId15" w:history="1">
+        <w:r>
+          <w:rPr>
+            <w:rStyle w:val="Hyperlink"/>
+          </w:rPr>
+          <w:t>https://jenkins.skyblue.co.in/</w:t>
+        </w:r>
+      </w:hyperlink>
+    </w:p>
+    <w:p>
+      <w:r>
+        <w:rPr>
+          <w:noProof/>
+        </w:rPr>
+        <w:drawing>
+          <wp:inline distT="0" distB="0" distL="0" distR="0" wp14:anchorId="32BF2354" wp14:editId="654B4811">
+            <wp:extent cx="5731510" cy="3044825"/>
+            <wp:effectExtent l="0" t="0" r="2540" b="3175"/>
+            <wp:docPr id="933646320" name="Picture 2"/>
+            <wp:cNvGraphicFramePr>
+              <a:graphicFrameLocks xmlns:a="http://schemas.openxmlformats.org/drawingml/2006/main" noChangeAspect="1"/>
+            </wp:cNvGraphicFramePr>
+            <a:graphic xmlns:a="http://schemas.openxmlformats.org/drawingml/2006/main">
+              <a:graphicData uri="http://schemas.openxmlformats.org/drawingml/2006/picture">
+                <pic:pic xmlns:pic="http://schemas.openxmlformats.org/drawingml/2006/picture">
+                  <pic:nvPicPr>
+                    <pic:cNvPr id="933646320" name="Picture 933646320"/>
+                    <pic:cNvPicPr/>
+                  </pic:nvPicPr>
+                  <pic:blipFill>
+                    <a:blip r:embed="rId16" cstate="print">
+                      <a:extLst>
+                        <a:ext uri="{28A0092B-C50C-407E-A947-70E740481C1C}">
+                          <a14:useLocalDpi xmlns:a14="http://schemas.microsoft.com/office/drawing/2010/main" val="0"/>
+                        </a:ext>
+                      </a:extLst>
+                    </a:blip>
+                    <a:stretch>
+                      <a:fillRect/>
+                    </a:stretch>
+                  </pic:blipFill>
+                  <pic:spPr>
+                    <a:xfrm>
+                      <a:off x="0" y="0"/>
+                      <a:ext cx="5731510" cy="3044825"/>
+                    </a:xfrm>
+                    <a:prstGeom prst="rect">
+                      <a:avLst/>
+                    </a:prstGeom>
+                  </pic:spPr>
+                </pic:pic>
+              </a:graphicData>
+            </a:graphic>
+          </wp:inline>
+        </w:drawing>
+      </w:r>
+    </w:p>
+    <w:p>
+      <w:r>
+        <w:t>Copy password using putty client software</w:t>
+      </w:r>
+    </w:p>
+    <w:p>
+      <w:pPr>
+        <w:rPr>
+          <w:b/>
+          <w:bCs/>
+          <w:color w:val="EE0000"/>
+        </w:rPr>
+      </w:pPr>
+      <w:r>
+        <w:lastRenderedPageBreak/>
+        <w:t xml:space="preserve">Using command line </w:t>
+      </w:r>
+      <w:proofErr w:type="spellStart"/>
+      <w:r>
+        <w:t>editer</w:t>
+      </w:r>
+      <w:proofErr w:type="spellEnd"/>
+      <w:r>
+        <w:t xml:space="preserve"> </w:t>
+      </w:r>
+      <w:r>
+        <w:rPr>
+          <w:b/>
+          <w:bCs/>
+          <w:color w:val="EE0000"/>
+        </w:rPr>
+        <w:t>nano</w:t>
+      </w:r>
+    </w:p>
+    <w:p>
+      <w:pPr>
+        <w:rPr>
+          <w:color w:val="000000" w:themeColor="text1"/>
+        </w:rPr>
+      </w:pPr>
+      <w:r>
+        <w:rPr>
+          <w:color w:val="000000" w:themeColor="text1"/>
+        </w:rPr>
+        <w:t>Example</w:t>
+      </w:r>
+    </w:p>
+    <w:p>
+      <w:pPr>
+        <w:rPr>
+          <w:color w:val="000000" w:themeColor="text1"/>
+        </w:rPr>
+      </w:pPr>
+      <w:r>
+        <w:rPr>
+          <w:color w:val="000000" w:themeColor="text1"/>
+        </w:rPr>
+        <w:t>nano file.txt (or)</w:t>
+      </w:r>
+    </w:p>
+    <w:p>
+      <w:pPr>
+        <w:rPr>
+          <w:color w:val="000000" w:themeColor="text1"/>
+        </w:rPr>
+      </w:pPr>
+      <w:r>
+        <w:rPr>
+          <w:color w:val="000000" w:themeColor="text1"/>
+        </w:rPr>
+        <w:t>nano /var/lib/file.txt</w:t>
+      </w:r>
+    </w:p>
+    <w:p>
+      <w:pPr>
+        <w:rPr>
+          <w:color w:val="000000" w:themeColor="text1"/>
+        </w:rPr>
+      </w:pPr>
+    </w:p>
+    <w:p>
+      <w:proofErr w:type="gramStart"/>
+      <w:r>
+        <w:t xml:space="preserve">nano  </w:t>
+      </w:r>
+      <w:r>
+        <w:t>/</w:t>
+      </w:r>
+      <w:proofErr w:type="gramEnd"/>
+      <w:r>
+        <w:t>var/lib/</w:t>
+      </w:r>
+      <w:proofErr w:type="spellStart"/>
+      <w:r>
+        <w:t>jenkins</w:t>
+      </w:r>
+      <w:proofErr w:type="spellEnd"/>
+      <w:r>
+        <w:t>/secrets/</w:t>
+      </w:r>
+      <w:proofErr w:type="spellStart"/>
+      <w:r>
+        <w:t>initialAdminPassword</w:t>
+      </w:r>
+      <w:proofErr w:type="spellEnd"/>
+    </w:p>
+    <w:p>
+      <w:pPr>
+        <w:rPr>
+          <w:color w:val="F6F6F6"/>
+        </w:rPr>
+      </w:pPr>
+      <w:r>
+        <w:rPr>
+          <w:noProof/>
+          <w:color w:val="F6F6F6"/>
+        </w:rPr>
+        <w:drawing>
+          <wp:inline distT="0" distB="0" distL="0" distR="0" wp14:anchorId="5DB46A45" wp14:editId="47B68DA2">
+            <wp:extent cx="5731510" cy="3447415"/>
+            <wp:effectExtent l="0" t="0" r="2540" b="635"/>
+            <wp:docPr id="215385049" name="Picture 3"/>
+            <wp:cNvGraphicFramePr>
+              <a:graphicFrameLocks xmlns:a="http://schemas.openxmlformats.org/drawingml/2006/main" noChangeAspect="1"/>
+            </wp:cNvGraphicFramePr>
+            <a:graphic xmlns:a="http://schemas.openxmlformats.org/drawingml/2006/main">
+              <a:graphicData uri="http://schemas.openxmlformats.org/drawingml/2006/picture">
+                <pic:pic xmlns:pic="http://schemas.openxmlformats.org/drawingml/2006/picture">
+                  <pic:nvPicPr>
+                    <pic:cNvPr id="215385049" name="Picture 215385049"/>
+                    <pic:cNvPicPr/>
+                  </pic:nvPicPr>
+                  <pic:blipFill>
+                    <a:blip r:embed="rId17">
+                      <a:extLst>
+                        <a:ext uri="{28A0092B-C50C-407E-A947-70E740481C1C}">
+                          <a14:useLocalDpi xmlns:a14="http://schemas.microsoft.com/office/drawing/2010/main" val="0"/>
+                        </a:ext>
+                      </a:extLst>
+                    </a:blip>
+                    <a:stretch>
+                      <a:fillRect/>
+                    </a:stretch>
+                  </pic:blipFill>
+                  <pic:spPr>
+                    <a:xfrm>
+                      <a:off x="0" y="0"/>
+                      <a:ext cx="5731510" cy="3447415"/>
+                    </a:xfrm>
+                    <a:prstGeom prst="rect">
+                      <a:avLst/>
+                    </a:prstGeom>
+                  </pic:spPr>
+                </pic:pic>
+              </a:graphicData>
+            </a:graphic>
+          </wp:inline>
+        </w:drawing>
+      </w:r>
+    </w:p>
+    <w:p>
+      <w:pPr>
+        <w:rPr>
+          <w:color w:val="F6F6F6"/>
+        </w:rPr>
+      </w:pPr>
+    </w:p>
+    <w:p>
+      <w:r>
+        <w:rPr>
+          <w:noProof/>
+        </w:rPr>
+        <w:lastRenderedPageBreak/>
+        <w:drawing>
+          <wp:inline distT="0" distB="0" distL="0" distR="0" wp14:anchorId="6C74A822" wp14:editId="7C230755">
+            <wp:extent cx="5731510" cy="4307840"/>
+            <wp:effectExtent l="0" t="0" r="2540" b="0"/>
+            <wp:docPr id="1622700867" name="Picture 4"/>
+            <wp:cNvGraphicFramePr>
+              <a:graphicFrameLocks xmlns:a="http://schemas.openxmlformats.org/drawingml/2006/main" noChangeAspect="1"/>
+            </wp:cNvGraphicFramePr>
+            <a:graphic xmlns:a="http://schemas.openxmlformats.org/drawingml/2006/main">
+              <a:graphicData uri="http://schemas.openxmlformats.org/drawingml/2006/picture">
+                <pic:pic xmlns:pic="http://schemas.openxmlformats.org/drawingml/2006/picture">
+                  <pic:nvPicPr>
+                    <pic:cNvPr id="1622700867" name="Picture 1622700867"/>
+                    <pic:cNvPicPr/>
+                  </pic:nvPicPr>
+                  <pic:blipFill>
+                    <a:blip r:embed="rId18">
+                      <a:extLst>
+                        <a:ext uri="{28A0092B-C50C-407E-A947-70E740481C1C}">
+                          <a14:useLocalDpi xmlns:a14="http://schemas.microsoft.com/office/drawing/2010/main" val="0"/>
+                        </a:ext>
+                      </a:extLst>
+                    </a:blip>
+                    <a:stretch>
+                      <a:fillRect/>
+                    </a:stretch>
+                  </pic:blipFill>
+                  <pic:spPr>
+                    <a:xfrm>
+                      <a:off x="0" y="0"/>
+                      <a:ext cx="5731510" cy="4307840"/>
+                    </a:xfrm>
+                    <a:prstGeom prst="rect">
+                      <a:avLst/>
+                    </a:prstGeom>
+                  </pic:spPr>
+                </pic:pic>
+              </a:graphicData>
+            </a:graphic>
+          </wp:inline>
+        </w:drawing>
+      </w:r>
+    </w:p>
+    <w:p>
+      <w:pPr>
+        <w:rPr>
+          <w:lang w:val="en-US"/>
+        </w:rPr>
+      </w:pPr>
+      <w:r>
+        <w:rPr>
+          <w:lang w:val="en-US"/>
+        </w:rPr>
+        <w:t xml:space="preserve">deploy my html website to my </w:t>
+      </w:r>
+      <w:proofErr w:type="spellStart"/>
+      <w:r>
+        <w:rPr>
+          <w:lang w:val="en-US"/>
+        </w:rPr>
+        <w:t>linux</w:t>
+      </w:r>
+      <w:proofErr w:type="spellEnd"/>
+      <w:r>
+        <w:rPr>
+          <w:lang w:val="en-US"/>
+        </w:rPr>
+        <w:t xml:space="preserve"> server ubuntu, path https://skyblue.co.in/ using </w:t>
+      </w:r>
+      <w:proofErr w:type="spellStart"/>
+      <w:r>
+        <w:rPr>
+          <w:lang w:val="en-US"/>
+        </w:rPr>
+        <w:t>jenkins</w:t>
+      </w:r>
+      <w:proofErr w:type="spellEnd"/>
+      <w:r>
+        <w:rPr>
+          <w:lang w:val="en-US"/>
+        </w:rPr>
+        <w:t xml:space="preserve"> and ssh port 22 for files upload files like html files, </w:t>
+      </w:r>
+      <w:proofErr w:type="spellStart"/>
+      <w:r>
+        <w:rPr>
+          <w:lang w:val="en-US"/>
+        </w:rPr>
+        <w:t>jenkins</w:t>
+      </w:r>
+      <w:proofErr w:type="spellEnd"/>
+      <w:r>
+        <w:rPr>
+          <w:lang w:val="en-US"/>
+        </w:rPr>
+        <w:t xml:space="preserve"> freestyle method</w:t>
+      </w:r>
+    </w:p>
+    <w:p/>
+    <w:p>
+      <w:proofErr w:type="spellStart"/>
+      <w:r>
+        <w:t>Chatgpt</w:t>
+      </w:r>
+      <w:proofErr w:type="spellEnd"/>
+      <w:r>
+        <w:t xml:space="preserve"> prompt</w:t>
+      </w:r>
+    </w:p>
+    <w:p>
+      <w:r>
+        <w:t xml:space="preserve">“ </w:t>
+      </w:r>
+      <w:r>
+        <w:t xml:space="preserve">basic html project website save to https://skyblue.co.in/planner/ inside using Jenkins and files upload ssh port 22, my GitHub project link </w:t>
+      </w:r>
+      <w:hyperlink r:id="rId19" w:history="1">
+        <w:r>
+          <w:rPr>
+            <w:rStyle w:val="Hyperlink"/>
+          </w:rPr>
+          <w:t>https://github.com/KavitharaniM/Jenkins-Automation-Html-Basic-Site.git</w:t>
+        </w:r>
+      </w:hyperlink>
+      <w:r>
+        <w:t xml:space="preserve"> and need freestyle”</w:t>
+      </w:r>
+    </w:p>
+    <w:p/>
+    <w:p>
+      <w:r>
+        <w:t>Install important plugin’s</w:t>
+      </w:r>
+    </w:p>
+    <w:p>
+      <w:pPr>
+        <w:rPr>
+          <w:b/>
+          <w:bCs/>
+        </w:rPr>
+      </w:pPr>
+      <w:r>
+        <w:rPr>
+          <w:b/>
+          <w:bCs/>
+        </w:rPr>
+        <w:t>1, Publish Over SSH Plugin</w:t>
+      </w:r>
+    </w:p>
+    <w:p>
+      <w:pPr>
+        <w:rPr>
+          <w:b/>
+          <w:bCs/>
+        </w:rPr>
+      </w:pPr>
+      <w:r>
+        <w:rPr>
+          <w:b/>
+          <w:bCs/>
+        </w:rPr>
+        <w:t>2, Git plugin</w:t>
+      </w:r>
+    </w:p>
+    <w:p/>
+    <w:p>
+      <w:r>
+        <w:rPr>
+          <w:noProof/>
+        </w:rPr>
+        <w:lastRenderedPageBreak/>
+        <w:drawing>
+          <wp:inline distT="0" distB="0" distL="0" distR="0" wp14:anchorId="37EA841E" wp14:editId="6D35BB81">
+            <wp:extent cx="5731510" cy="3044825"/>
+            <wp:effectExtent l="0" t="0" r="2540" b="3175"/>
+            <wp:docPr id="959559623" name="Picture 1"/>
+            <wp:cNvGraphicFramePr>
+              <a:graphicFrameLocks xmlns:a="http://schemas.openxmlformats.org/drawingml/2006/main" noChangeAspect="1"/>
+            </wp:cNvGraphicFramePr>
+            <a:graphic xmlns:a="http://schemas.openxmlformats.org/drawingml/2006/main">
+              <a:graphicData uri="http://schemas.openxmlformats.org/drawingml/2006/picture">
+                <pic:pic xmlns:pic="http://schemas.openxmlformats.org/drawingml/2006/picture">
+                  <pic:nvPicPr>
+                    <pic:cNvPr id="959559623" name="Picture 959559623"/>
+                    <pic:cNvPicPr/>
+                  </pic:nvPicPr>
+                  <pic:blipFill>
+                    <a:blip r:embed="rId20" cstate="print">
+                      <a:extLst>
+                        <a:ext uri="{28A0092B-C50C-407E-A947-70E740481C1C}">
+                          <a14:useLocalDpi xmlns:a14="http://schemas.microsoft.com/office/drawing/2010/main" val="0"/>
+                        </a:ext>
+                      </a:extLst>
+                    </a:blip>
+                    <a:stretch>
+                      <a:fillRect/>
+                    </a:stretch>
+                  </pic:blipFill>
+                  <pic:spPr>
+                    <a:xfrm>
+                      <a:off x="0" y="0"/>
+                      <a:ext cx="5731510" cy="3044825"/>
+                    </a:xfrm>
+                    <a:prstGeom prst="rect">
+                      <a:avLst/>
+                    </a:prstGeom>
+                  </pic:spPr>
+                </pic:pic>
+              </a:graphicData>
+            </a:graphic>
+          </wp:inline>
+        </w:drawing>
+      </w:r>
+    </w:p>
+    <w:p/>
+    <w:p>
+      <w:r>
+        <w:rPr>
+          <w:noProof/>
+        </w:rPr>
+        <w:drawing>
+          <wp:inline distT="0" distB="0" distL="0" distR="0" wp14:anchorId="15774246" wp14:editId="47AA249C">
+            <wp:extent cx="5731510" cy="3044825"/>
+            <wp:effectExtent l="0" t="0" r="2540" b="3175"/>
+            <wp:docPr id="1404024532" name="Picture 2"/>
+            <wp:cNvGraphicFramePr>
+              <a:graphicFrameLocks xmlns:a="http://schemas.openxmlformats.org/drawingml/2006/main" noChangeAspect="1"/>
+            </wp:cNvGraphicFramePr>
+            <a:graphic xmlns:a="http://schemas.openxmlformats.org/drawingml/2006/main">
+              <a:graphicData uri="http://schemas.openxmlformats.org/drawingml/2006/picture">
+                <pic:pic xmlns:pic="http://schemas.openxmlformats.org/drawingml/2006/picture">
+                  <pic:nvPicPr>
+                    <pic:cNvPr id="1404024532" name="Picture 1404024532"/>
+                    <pic:cNvPicPr/>
+                  </pic:nvPicPr>
+                  <pic:blipFill>
+                    <a:blip r:embed="rId21" cstate="print">
+                      <a:extLst>
+                        <a:ext uri="{28A0092B-C50C-407E-A947-70E740481C1C}">
+                          <a14:useLocalDpi xmlns:a14="http://schemas.microsoft.com/office/drawing/2010/main" val="0"/>
+                        </a:ext>
+                      </a:extLst>
+                    </a:blip>
+                    <a:stretch>
+                      <a:fillRect/>
+                    </a:stretch>
+                  </pic:blipFill>
+                  <pic:spPr>
+                    <a:xfrm>
+                      <a:off x="0" y="0"/>
+                      <a:ext cx="5731510" cy="3044825"/>
+                    </a:xfrm>
+                    <a:prstGeom prst="rect">
+                      <a:avLst/>
+                    </a:prstGeom>
+                  </pic:spPr>
+                </pic:pic>
+              </a:graphicData>
+            </a:graphic>
+          </wp:inline>
+        </w:drawing>
+      </w:r>
+    </w:p>
+    <w:p>
+      <w:pPr>
+        <w:rPr>
+          <w:color w:val="EE0000"/>
+          <w:lang w:val="en-US"/>
+        </w:rPr>
+      </w:pPr>
+      <w:r>
+        <w:rPr>
+          <w:color w:val="EE0000"/>
+          <w:lang w:val="en-US"/>
+        </w:rPr>
+        <w:t>If SSH Key Auth enabled or configured</w:t>
+      </w:r>
+      <w:r>
+        <w:rPr>
+          <w:color w:val="EE0000"/>
+          <w:lang w:val="en-US"/>
+        </w:rPr>
+        <w:tab/>
+      </w:r>
+    </w:p>
+    <w:p>
+      <w:pPr>
+        <w:rPr>
+          <w:b/>
+          <w:bCs/>
+          <w:lang w:val="en-US"/>
+        </w:rPr>
+      </w:pPr>
+      <w:r>
+        <w:rPr>
+          <w:lang w:val="en-US"/>
+        </w:rPr>
+        <w:t xml:space="preserve">Copy </w:t>
+      </w:r>
+      <w:proofErr w:type="spellStart"/>
+      <w:r>
+        <w:rPr>
+          <w:b/>
+          <w:bCs/>
+          <w:lang w:val="en-US"/>
+        </w:rPr>
+        <w:t>ssh_private_key</w:t>
+      </w:r>
+      <w:proofErr w:type="spellEnd"/>
+      <w:r>
+        <w:rPr>
+          <w:b/>
+          <w:bCs/>
+          <w:lang w:val="en-US"/>
+        </w:rPr>
+        <w:t xml:space="preserve"> </w:t>
+      </w:r>
+      <w:r>
+        <w:rPr>
+          <w:lang w:val="en-US"/>
+        </w:rPr>
+        <w:t xml:space="preserve">to Jenkins </w:t>
+      </w:r>
+      <w:r>
+        <w:rPr>
+          <w:b/>
+          <w:bCs/>
+          <w:lang w:val="en-US"/>
+        </w:rPr>
+        <w:t xml:space="preserve">$HOME </w:t>
+      </w:r>
+      <w:proofErr w:type="spellStart"/>
+      <w:r>
+        <w:rPr>
+          <w:b/>
+          <w:bCs/>
+          <w:lang w:val="en-US"/>
+        </w:rPr>
+        <w:t>dir</w:t>
+      </w:r>
+      <w:proofErr w:type="spellEnd"/>
+    </w:p>
+    <w:p>
+      <w:pPr>
+        <w:rPr>
+          <w:b/>
+          <w:bCs/>
+          <w:lang w:val="en-US"/>
+        </w:rPr>
+      </w:pPr>
+      <w:r>
+        <w:rPr>
+          <w:b/>
+          <w:bCs/>
+          <w:lang w:val="en-US"/>
+        </w:rPr>
+        <w:t xml:space="preserve">Example </w:t>
+      </w:r>
+    </w:p>
+    <w:p>
+      <w:pPr>
+        <w:rPr>
+          <w:lang w:val="en-US"/>
+        </w:rPr>
+      </w:pPr>
+      <w:r>
+        <w:rPr>
+          <w:lang w:val="en-US"/>
+        </w:rPr>
+        <w:t xml:space="preserve">Linux system ubuntu (Not </w:t>
+      </w:r>
+      <w:proofErr w:type="gramStart"/>
+      <w:r>
+        <w:rPr>
+          <w:lang w:val="en-US"/>
+        </w:rPr>
+        <w:t>windows  server</w:t>
+      </w:r>
+      <w:proofErr w:type="gramEnd"/>
+      <w:r>
+        <w:rPr>
+          <w:lang w:val="en-US"/>
+        </w:rPr>
+        <w:t>)</w:t>
+      </w:r>
+    </w:p>
+    <w:p>
+      <w:pPr>
+        <w:rPr>
+          <w:lang w:val="en-US"/>
+        </w:rPr>
+      </w:pPr>
+      <w:r>
+        <w:rPr>
+          <w:lang w:val="en-US"/>
+        </w:rPr>
+        <w:t>Note: ssh private key stored normal user directory (Not root user director</w:t>
+      </w:r>
+      <w:r>
+        <w:rPr>
+          <w:lang w:val="en-US"/>
+        </w:rPr>
+        <w:t>y</w:t>
+      </w:r>
+      <w:r>
+        <w:rPr>
+          <w:lang w:val="en-US"/>
+        </w:rPr>
+        <w:t>)</w:t>
+      </w:r>
+    </w:p>
+    <w:p>
+      <w:pPr>
+        <w:rPr>
+          <w:lang w:val="en-US"/>
+        </w:rPr>
+      </w:pPr>
+      <w:r>
+        <w:rPr>
+          <w:noProof/>
+          <w:lang w:val="en-US"/>
+        </w:rPr>
+        <w:lastRenderedPageBreak/>
+        <w:drawing>
+          <wp:inline distT="0" distB="0" distL="0" distR="0" wp14:anchorId="7A9F6AAC" wp14:editId="4D8E7FBD">
+            <wp:extent cx="5731510" cy="3192145"/>
+            <wp:effectExtent l="0" t="0" r="2540" b="8255"/>
+            <wp:docPr id="2142689592" name="Picture 1"/>
+            <wp:cNvGraphicFramePr>
+              <a:graphicFrameLocks xmlns:a="http://schemas.openxmlformats.org/drawingml/2006/main" noChangeAspect="1"/>
+            </wp:cNvGraphicFramePr>
+            <a:graphic xmlns:a="http://schemas.openxmlformats.org/drawingml/2006/main">
+              <a:graphicData uri="http://schemas.openxmlformats.org/drawingml/2006/picture">
+                <pic:pic xmlns:pic="http://schemas.openxmlformats.org/drawingml/2006/picture">
+                  <pic:nvPicPr>
+                    <pic:cNvPr id="2142689592" name="Picture 2142689592"/>
+                    <pic:cNvPicPr/>
+                  </pic:nvPicPr>
+                  <pic:blipFill>
+                    <a:blip r:embed="rId22" cstate="print">
+                      <a:extLst>
+                        <a:ext uri="{28A0092B-C50C-407E-A947-70E740481C1C}">
+                          <a14:useLocalDpi xmlns:a14="http://schemas.microsoft.com/office/drawing/2010/main" val="0"/>
+                        </a:ext>
+                      </a:extLst>
+                    </a:blip>
+                    <a:stretch>
+                      <a:fillRect/>
+                    </a:stretch>
+                  </pic:blipFill>
+                  <pic:spPr>
+                    <a:xfrm>
+                      <a:off x="0" y="0"/>
+                      <a:ext cx="5731510" cy="3192145"/>
+                    </a:xfrm>
+                    <a:prstGeom prst="rect">
+                      <a:avLst/>
+                    </a:prstGeom>
+                  </pic:spPr>
+                </pic:pic>
+              </a:graphicData>
+            </a:graphic>
+          </wp:inline>
+        </w:drawing>
+      </w:r>
+    </w:p>
+    <w:p>
+      <w:pPr>
+        <w:rPr>
+          <w:lang w:val="en-US"/>
+        </w:rPr>
+      </w:pPr>
+    </w:p>
+    <w:p>
+      <w:pPr>
+        <w:rPr>
+          <w:lang w:val="en-US"/>
+        </w:rPr>
+      </w:pPr>
+      <w:r>
+        <w:rPr>
+          <w:noProof/>
+          <w:lang w:val="en-US"/>
+        </w:rPr>
+        <w:drawing>
+          <wp:inline distT="0" distB="0" distL="0" distR="0" wp14:anchorId="068CA057" wp14:editId="62896FAF">
+            <wp:extent cx="5731510" cy="2957195"/>
+            <wp:effectExtent l="0" t="0" r="2540" b="0"/>
+            <wp:docPr id="2146219606" name="Picture 2"/>
+            <wp:cNvGraphicFramePr>
+              <a:graphicFrameLocks xmlns:a="http://schemas.openxmlformats.org/drawingml/2006/main" noChangeAspect="1"/>
+            </wp:cNvGraphicFramePr>
+            <a:graphic xmlns:a="http://schemas.openxmlformats.org/drawingml/2006/main">
+              <a:graphicData uri="http://schemas.openxmlformats.org/drawingml/2006/picture">
+                <pic:pic xmlns:pic="http://schemas.openxmlformats.org/drawingml/2006/picture">
+                  <pic:nvPicPr>
+                    <pic:cNvPr id="2146219606" name="Picture 2146219606"/>
+                    <pic:cNvPicPr/>
+                  </pic:nvPicPr>
+                  <pic:blipFill>
+                    <a:blip r:embed="rId23" cstate="print">
+                      <a:extLst>
+                        <a:ext uri="{28A0092B-C50C-407E-A947-70E740481C1C}">
+                          <a14:useLocalDpi xmlns:a14="http://schemas.microsoft.com/office/drawing/2010/main" val="0"/>
+                        </a:ext>
+                      </a:extLst>
+                    </a:blip>
+                    <a:stretch>
+                      <a:fillRect/>
+                    </a:stretch>
+                  </pic:blipFill>
+                  <pic:spPr>
+                    <a:xfrm>
+                      <a:off x="0" y="0"/>
+                      <a:ext cx="5731510" cy="2957195"/>
+                    </a:xfrm>
+                    <a:prstGeom prst="rect">
+                      <a:avLst/>
+                    </a:prstGeom>
+                  </pic:spPr>
+                </pic:pic>
+              </a:graphicData>
+            </a:graphic>
+          </wp:inline>
+        </w:drawing>
+      </w:r>
+    </w:p>
+    <w:p>
+      <w:pPr>
+        <w:rPr>
+          <w:lang w:val="en-US"/>
+        </w:rPr>
+      </w:pPr>
+    </w:p>
+    <w:p>
+      <w:pPr>
+        <w:rPr>
+          <w:color w:val="EE0000"/>
+          <w:lang w:val="en-US"/>
+        </w:rPr>
+      </w:pPr>
+      <w:r>
+        <w:rPr>
+          <w:color w:val="EE0000"/>
+          <w:lang w:val="en-US"/>
+        </w:rPr>
+        <w:t xml:space="preserve">Find Jenkins $HOME directory </w:t>
+      </w:r>
+    </w:p>
+    <w:p>
+      <w:pPr>
+        <w:rPr>
+          <w:lang w:val="en-US"/>
+        </w:rPr>
+      </w:pPr>
+      <w:r>
+        <w:rPr>
+          <w:lang w:val="en-US"/>
+        </w:rPr>
+        <w:t>1, Open Jenkins dashboard</w:t>
+      </w:r>
+    </w:p>
+    <w:p>
+      <w:pPr>
+        <w:rPr>
+          <w:lang w:val="en-US"/>
+        </w:rPr>
+      </w:pPr>
+      <w:r>
+        <w:rPr>
+          <w:lang w:val="en-US"/>
+        </w:rPr>
+        <w:t>2, Open settings</w:t>
+      </w:r>
+    </w:p>
+    <w:p>
+      <w:pPr>
+        <w:rPr>
+          <w:lang w:val="en-US"/>
+        </w:rPr>
+      </w:pPr>
+      <w:r>
+        <w:rPr>
+          <w:lang w:val="en-US"/>
+        </w:rPr>
+        <w:t>3, System Information</w:t>
+      </w:r>
+    </w:p>
+    <w:p>
+      <w:pPr>
+        <w:rPr>
+          <w:lang w:val="en-US"/>
+        </w:rPr>
+      </w:pPr>
+      <w:r>
+        <w:rPr>
+          <w:noProof/>
+          <w:lang w:val="en-US"/>
+        </w:rPr>
+        <w:lastRenderedPageBreak/>
+        <w:drawing>
+          <wp:inline distT="0" distB="0" distL="0" distR="0" wp14:anchorId="2AAFB86C" wp14:editId="7A07595B">
+            <wp:extent cx="5731510" cy="4007485"/>
+            <wp:effectExtent l="0" t="0" r="2540" b="0"/>
+            <wp:docPr id="1376282994" name="Picture 3"/>
+            <wp:cNvGraphicFramePr>
+              <a:graphicFrameLocks xmlns:a="http://schemas.openxmlformats.org/drawingml/2006/main" noChangeAspect="1"/>
+            </wp:cNvGraphicFramePr>
+            <a:graphic xmlns:a="http://schemas.openxmlformats.org/drawingml/2006/main">
+              <a:graphicData uri="http://schemas.openxmlformats.org/drawingml/2006/picture">
+                <pic:pic xmlns:pic="http://schemas.openxmlformats.org/drawingml/2006/picture">
+                  <pic:nvPicPr>
+                    <pic:cNvPr id="1376282994" name="Picture 1376282994"/>
+                    <pic:cNvPicPr/>
+                  </pic:nvPicPr>
+                  <pic:blipFill>
+                    <a:blip r:embed="rId24">
+                      <a:extLst>
+                        <a:ext uri="{28A0092B-C50C-407E-A947-70E740481C1C}">
+                          <a14:useLocalDpi xmlns:a14="http://schemas.microsoft.com/office/drawing/2010/main" val="0"/>
+                        </a:ext>
+                      </a:extLst>
+                    </a:blip>
+                    <a:stretch>
+                      <a:fillRect/>
+                    </a:stretch>
+                  </pic:blipFill>
+                  <pic:spPr>
+                    <a:xfrm>
+                      <a:off x="0" y="0"/>
+                      <a:ext cx="5731510" cy="4007485"/>
+                    </a:xfrm>
+                    <a:prstGeom prst="rect">
+                      <a:avLst/>
+                    </a:prstGeom>
+                  </pic:spPr>
+                </pic:pic>
+              </a:graphicData>
+            </a:graphic>
+          </wp:inline>
+        </w:drawing>
+      </w:r>
+    </w:p>
+    <w:p>
+      <w:pPr>
+        <w:rPr>
+          <w:lang w:val="en-US"/>
+        </w:rPr>
+      </w:pPr>
+    </w:p>
+    <w:p>
+      <w:pPr>
+        <w:rPr>
+          <w:lang w:val="en-US"/>
+        </w:rPr>
+      </w:pPr>
+      <w:r>
+        <w:rPr>
+          <w:b/>
+          <w:bCs/>
+          <w:color w:val="C00000"/>
+          <w:lang w:val="en-US"/>
+        </w:rPr>
+        <w:t>/.ssh</w:t>
+      </w:r>
+      <w:r>
+        <w:rPr>
+          <w:b/>
+          <w:bCs/>
+          <w:color w:val="C00000"/>
+          <w:lang w:val="en-US"/>
+        </w:rPr>
+        <w:t>/</w:t>
+      </w:r>
+      <w:proofErr w:type="spellStart"/>
+      <w:r>
+        <w:rPr>
+          <w:b/>
+          <w:bCs/>
+          <w:color w:val="C00000"/>
+          <w:lang w:val="en-US"/>
+        </w:rPr>
+        <w:t>id_rsa</w:t>
+      </w:r>
+      <w:proofErr w:type="spellEnd"/>
+      <w:r>
+        <w:rPr>
+          <w:color w:val="C00000"/>
+          <w:lang w:val="en-US"/>
+        </w:rPr>
+        <w:t xml:space="preserve">      </w:t>
+      </w:r>
+      <w:r>
+        <w:rPr>
+          <w:lang w:val="en-US"/>
+        </w:rPr>
+        <w:t xml:space="preserve">copy to   </w:t>
+      </w:r>
+      <w:r>
+        <w:rPr>
+          <w:b/>
+          <w:bCs/>
+          <w:color w:val="C00000"/>
+          <w:lang w:val="en-US"/>
+        </w:rPr>
+        <w:t>/var/lib/</w:t>
+      </w:r>
+      <w:proofErr w:type="spellStart"/>
+      <w:r>
+        <w:rPr>
+          <w:b/>
+          <w:bCs/>
+          <w:color w:val="C00000"/>
+          <w:lang w:val="en-US"/>
+        </w:rPr>
+        <w:t>jenkins</w:t>
+      </w:r>
+      <w:proofErr w:type="spellEnd"/>
+    </w:p>
     <w:sectPr>
       <w:pgSz w:w="11906" w:h="16838"/>
       <w:pgMar w:top="1440" w:right="1440" w:bottom="1440" w:left="1440" w:header="708" w:footer="708" w:gutter="0"/>
@@ -574,6 +1531,126 @@
     </w:sectPr>
   </w:body>
 </w:document>
+</file>
+
+<file path=word/numbering.xml><?xml version="1.0" encoding="utf-8"?>
+<w:numbering xmlns:wpc="http://schemas.microsoft.com/office/word/2010/wordprocessingCanvas" xmlns:cx="http://schemas.microsoft.com/office/drawing/2014/chartex" xmlns:cx1="http://schemas.microsoft.com/office/drawing/2015/9/8/chartex" xmlns:cx2="http://schemas.microsoft.com/office/drawing/2015/10/21/chartex" xmlns:cx3="http://schemas.microsoft.com/office/drawing/2016/5/9/chartex" xmlns:cx4="http://schemas.microsoft.com/office/drawing/2016/5/10/chartex" xmlns:cx5="http://schemas.microsoft.com/office/drawing/2016/5/11/chartex" xmlns:cx6="http://schemas.microsoft.com/office/drawing/2016/5/12/chartex" xmlns:cx7="http://schemas.microsoft.com/office/drawing/2016/5/13/chartex" xmlns:cx8="http://schemas.microsoft.com/office/drawing/2016/5/14/chartex" xmlns:mc="http://schemas.openxmlformats.org/markup-compatibility/2006" xmlns:aink="http://schemas.microsoft.com/office/drawing/2016/ink" xmlns:am3d="http://schemas.microsoft.com/office/drawing/2017/model3d" xmlns:o="urn:schemas-microsoft-com:office:office" xmlns:oel="http://schemas.microsoft.com/office/2019/extlst" xmlns:r="http://schemas.openxmlformats.org/officeDocument/2006/relationships" xmlns:m="http://schemas.openxmlformats.org/officeDocument/2006/math" xmlns:v="urn:schemas-microsoft-com:vml" xmlns:wp14="http://schemas.microsoft.com/office/word/2010/wordprocessingDrawing" xmlns:wp="http://schemas.openxmlformats.org/drawingml/2006/wordprocessingDrawing" xmlns:w10="urn:schemas-microsoft-com:office:word" xmlns:w="http://schemas.openxmlformats.org/wordprocessingml/2006/main" xmlns:w14="http://schemas.microsoft.com/office/word/2010/wordml" xmlns:w15="http://schemas.microsoft.com/office/word/2012/wordml" xmlns:w16cex="http://schemas.microsoft.com/office/word/2018/wordml/cex" xmlns:w16cid="http://schemas.microsoft.com/office/word/2016/wordml/cid" xmlns:w16="http://schemas.microsoft.com/office/word/2018/wordml" xmlns:w16du="http://schemas.microsoft.com/office/word/2023/wordml/word16du" xmlns:w16sdtdh="http://schemas.microsoft.com/office/word/2020/wordml/sdtdatahash" xmlns:w16sdtfl="http://schemas.microsoft.com/office/word/2024/wordml/sdtformatlock" xmlns:w16se="http://schemas.microsoft.com/office/word/2015/wordml/symex" xmlns:wpg="http://schemas.microsoft.com/office/word/2010/wordprocessingGroup" xmlns:wpi="http://schemas.microsoft.com/office/word/2010/wordprocessingInk" xmlns:wne="http://schemas.microsoft.com/office/word/2006/wordml" xmlns:wps="http://schemas.microsoft.com/office/word/2010/wordprocessingShape" mc:Ignorable="w14 w15 w16se w16cid w16 w16cex w16sdtdh w16sdtfl w16du wp14">
+  <w:abstractNum w:abstractNumId="0" w15:restartNumberingAfterBreak="0">
+    <w:nsid w:val="66EB126B"/>
+    <w:multiLevelType w:val="hybridMultilevel"/>
+    <w:tmpl w:val="2BF83D28"/>
+    <w:lvl w:ilvl="0" w:tplc="0450BAEA">
+      <w:numFmt w:val="bullet"/>
+      <w:lvlText w:val=""/>
+      <w:lvlJc w:val="left"/>
+      <w:pPr>
+        <w:ind w:left="720" w:hanging="360"/>
+      </w:pPr>
+      <w:rPr>
+        <w:rFonts w:ascii="Symbol" w:eastAsiaTheme="minorHAnsi" w:hAnsi="Symbol" w:cstheme="minorBidi" w:hint="default"/>
+      </w:rPr>
+    </w:lvl>
+    <w:lvl w:ilvl="1" w:tplc="04090003" w:tentative="1">
+      <w:start w:val="1"/>
+      <w:numFmt w:val="bullet"/>
+      <w:lvlText w:val="o"/>
+      <w:lvlJc w:val="left"/>
+      <w:pPr>
+        <w:ind w:left="1440" w:hanging="360"/>
+      </w:pPr>
+      <w:rPr>
+        <w:rFonts w:ascii="Courier New" w:hAnsi="Courier New" w:cs="Courier New" w:hint="default"/>
+      </w:rPr>
+    </w:lvl>
+    <w:lvl w:ilvl="2" w:tplc="04090005" w:tentative="1">
+      <w:start w:val="1"/>
+      <w:numFmt w:val="bullet"/>
+      <w:lvlText w:val=""/>
+      <w:lvlJc w:val="left"/>
+      <w:pPr>
+        <w:ind w:left="2160" w:hanging="360"/>
+      </w:pPr>
+      <w:rPr>
+        <w:rFonts w:ascii="Wingdings" w:hAnsi="Wingdings" w:hint="default"/>
+      </w:rPr>
+    </w:lvl>
+    <w:lvl w:ilvl="3" w:tplc="04090001" w:tentative="1">
+      <w:start w:val="1"/>
+      <w:numFmt w:val="bullet"/>
+      <w:lvlText w:val=""/>
+      <w:lvlJc w:val="left"/>
+      <w:pPr>
+        <w:ind w:left="2880" w:hanging="360"/>
+      </w:pPr>
+      <w:rPr>
+        <w:rFonts w:ascii="Symbol" w:hAnsi="Symbol" w:hint="default"/>
+      </w:rPr>
+    </w:lvl>
+    <w:lvl w:ilvl="4" w:tplc="04090003" w:tentative="1">
+      <w:start w:val="1"/>
+      <w:numFmt w:val="bullet"/>
+      <w:lvlText w:val="o"/>
+      <w:lvlJc w:val="left"/>
+      <w:pPr>
+        <w:ind w:left="3600" w:hanging="360"/>
+      </w:pPr>
+      <w:rPr>
+        <w:rFonts w:ascii="Courier New" w:hAnsi="Courier New" w:cs="Courier New" w:hint="default"/>
+      </w:rPr>
+    </w:lvl>
+    <w:lvl w:ilvl="5" w:tplc="04090005" w:tentative="1">
+      <w:start w:val="1"/>
+      <w:numFmt w:val="bullet"/>
+      <w:lvlText w:val=""/>
+      <w:lvlJc w:val="left"/>
+      <w:pPr>
+        <w:ind w:left="4320" w:hanging="360"/>
+      </w:pPr>
+      <w:rPr>
+        <w:rFonts w:ascii="Wingdings" w:hAnsi="Wingdings" w:hint="default"/>
+      </w:rPr>
+    </w:lvl>
+    <w:lvl w:ilvl="6" w:tplc="04090001" w:tentative="1">
+      <w:start w:val="1"/>
+      <w:numFmt w:val="bullet"/>
+      <w:lvlText w:val=""/>
+      <w:lvlJc w:val="left"/>
+      <w:pPr>
+        <w:ind w:left="5040" w:hanging="360"/>
+      </w:pPr>
+      <w:rPr>
+        <w:rFonts w:ascii="Symbol" w:hAnsi="Symbol" w:hint="default"/>
+      </w:rPr>
+    </w:lvl>
+    <w:lvl w:ilvl="7" w:tplc="04090003" w:tentative="1">
+      <w:start w:val="1"/>
+      <w:numFmt w:val="bullet"/>
+      <w:lvlText w:val="o"/>
+      <w:lvlJc w:val="left"/>
+      <w:pPr>
+        <w:ind w:left="5760" w:hanging="360"/>
+      </w:pPr>
+      <w:rPr>
+        <w:rFonts w:ascii="Courier New" w:hAnsi="Courier New" w:cs="Courier New" w:hint="default"/>
+      </w:rPr>
+    </w:lvl>
+    <w:lvl w:ilvl="8" w:tplc="04090005" w:tentative="1">
+      <w:start w:val="1"/>
+      <w:numFmt w:val="bullet"/>
+      <w:lvlText w:val=""/>
+      <w:lvlJc w:val="left"/>
+      <w:pPr>
+        <w:ind w:left="6480" w:hanging="360"/>
+      </w:pPr>
+      <w:rPr>
+        <w:rFonts w:ascii="Wingdings" w:hAnsi="Wingdings" w:hint="default"/>
+      </w:rPr>
+    </w:lvl>
+  </w:abstractNum>
+  <w:num w:numId="1" w16cid:durableId="1571504932">
+    <w:abstractNumId w:val="0"/>
+  </w:num>
+</w:numbering>
 </file>
 
 <file path=word/styles.xml><?xml version="1.0" encoding="utf-8"?>
